--- a/word_reports/LP_0140_위치_172_Eric Clapton_History of E.docx
+++ b/word_reports/LP_0140_위치_172_Eric Clapton_History of E.docx
@@ -4,7 +4,7 @@
   <w:body>
     <w:p>
       <w:pPr>
-        <w:spacing w:after="280"/>
+        <w:spacing w:after="80"/>
       </w:pPr>
       <w:r>
         <w:rPr w:rFonts="맑은 고딕">
@@ -13,94 +13,47 @@
           <w:color w:val="1E3A8A"/>
           <w:sz w:val="30"/>
         </w:rPr>
-        <w:t>[172] Eric Clapton - History of Eric Clapton (2장)</w:t>
+        <w:t>Eric Clapton (에릭 클랩튼) - History of Eric Clapton (2장)</w:t>
       </w:r>
     </w:p>
     <w:p>
       <w:pPr>
-        <w:spacing w:after="320"/>
+        <w:spacing w:after="240"/>
       </w:pPr>
       <w:r>
         <w:rPr w:rFonts="맑은 고딕">
           <w:rFonts w:ascii="맑은 고딕" w:hAnsi="맑은 고딕" w:eastAsia="맑은 고딕"/>
           <w:b/>
-          <w:sz w:val="20"/>
+          <w:color w:val="4B5563"/>
+          <w:sz w:val="22"/>
         </w:rPr>
-        <w:t>■ 위치 : 172</w:t>
-        <w:br/>
-      </w:r>
-      <w:r>
-        <w:rPr w:rFonts="맑은 고딕">
-          <w:rFonts w:ascii="맑은 고딕" w:hAnsi="맑은 고딕" w:eastAsia="맑은 고딕"/>
-          <w:b/>
-          <w:sz w:val="20"/>
-        </w:rPr>
-        <w:t>■ 아티스트 : Eric Clapton</w:t>
-        <w:br/>
-      </w:r>
-      <w:r>
-        <w:rPr w:rFonts="맑은 고딕">
-          <w:rFonts w:ascii="맑은 고딕" w:hAnsi="맑은 고딕" w:eastAsia="맑은 고딕"/>
-          <w:b/>
-          <w:sz w:val="20"/>
-        </w:rPr>
-        <w:t>■ 앨범명 : History of Eric Clapton (2장)</w:t>
-        <w:br/>
-      </w:r>
-      <w:r>
-        <w:rPr w:rFonts="맑은 고딕">
-          <w:rFonts w:ascii="맑은 고딕" w:hAnsi="맑은 고딕" w:eastAsia="맑은 고딕"/>
-          <w:b w:val="0"/>
-          <w:sz w:val="20"/>
-        </w:rPr>
-        <w:t>■ 음반 레이블 : Atco Records / Polydor</w:t>
-        <w:br/>
-      </w:r>
-      <w:r>
-        <w:rPr w:rFonts="맑은 고딕">
-          <w:rFonts w:ascii="맑은 고딕" w:hAnsi="맑은 고딕" w:eastAsia="맑은 고딕"/>
-          <w:b w:val="0"/>
-          <w:sz w:val="20"/>
-        </w:rPr>
-        <w:t>■ 발매년도 : 1972</w:t>
-        <w:br/>
-      </w:r>
-      <w:r>
-        <w:rPr w:rFonts="맑은 고딕">
-          <w:rFonts w:ascii="맑은 고딕" w:hAnsi="맑은 고딕" w:eastAsia="맑은 고딕"/>
-          <w:b w:val="0"/>
-          <w:sz w:val="20"/>
-        </w:rPr>
-        <w:t>■ 장르 : 블루스 록 (Blues Rock), 클래식 록 (Classic Rock)</w:t>
-        <w:br/>
-      </w:r>
-      <w:r>
-        <w:rPr w:rFonts="맑은 고딕">
-          <w:rFonts w:ascii="맑은 고딕" w:hAnsi="맑은 고딕" w:eastAsia="맑은 고딕"/>
-          <w:b w:val="0"/>
-          <w:sz w:val="20"/>
-        </w:rPr>
-        <w:t>■ 주요 수록곡 : 1. Hideaway (with John Mayall &amp; The Bluesbreakers)</w:t>
-        <w:br/>
+        <w:t>위치 :  172</w:t>
       </w:r>
     </w:p>
     <w:p>
       <w:pPr>
-        <w:spacing w:after="160"/>
+        <w:spacing w:line="324" w:lineRule="auto" w:before="80" w:after="160"/>
       </w:pPr>
       <w:r>
         <w:rPr w:rFonts="맑은 고딕">
           <w:rFonts w:ascii="맑은 고딕" w:hAnsi="맑은 고딕" w:eastAsia="맑은 고딕"/>
           <w:b/>
           <w:color w:val="1F2937"/>
-          <w:sz w:val="24"/>
+          <w:sz w:val="22"/>
         </w:rPr>
-        <w:t>■ 음반 해설 및 감상 가이드</w:t>
+        <w:t xml:space="preserve">[음반 소개] </w:t>
+      </w:r>
+      <w:r>
+        <w:rPr w:rFonts="맑은 고딕">
+          <w:rFonts w:ascii="맑은 고딕" w:hAnsi="맑은 고딕" w:eastAsia="맑은 고딕"/>
+          <w:b w:val="0"/>
+          <w:sz w:val="21"/>
+        </w:rPr>
       </w:r>
     </w:p>
     <w:p>
       <w:pPr>
-        <w:spacing w:line="312" w:lineRule="auto" w:after="120"/>
+        <w:spacing w:line="324" w:lineRule="auto" w:after="120"/>
       </w:pPr>
       <w:r>
         <w:rPr w:rFonts="맑은 고딕">
@@ -108,51 +61,516 @@
           <w:b w:val="0"/>
           <w:sz w:val="21"/>
         </w:rPr>
-        <w:t>1972년에 발매된 《History of Eric Clapton》은 '기타의 신(God)'이라 불리는 에릭 클랩튼의 가장 찬란했던 1960년대 중반부터 1970년대 초반까지의 음악적 여정을 고스란히 집약한 명작 컴필레이션 앨범입니다. 야드버즈(The Yardbirds), 존 메이올 앤 더 블루스브레이커스(John Mayall &amp; the Bluesbreakers), 크림(Cream), 블라인드 페이스(Blind Faith), 그리고 데렉 앤 더 도미노스(Derek and the Dominos)에 이르기까지, 영국 록 음악사의 굵직한 족적을 남긴 수많은 슈퍼그룹을 거치며 전설이 되어간 그의 발자취를 2장의 LP에 정성스럽게 담아냈습니다.</w:t>
+        <w:t>한 시대를 풍미한 '기타의 신' 에릭 클랩튼의 찬란했던 전성기 궤적을 2장의 바이닐에 오롯이 담아낸 이 앨범은 단순한 선곡집을 넘어 블루스 록의 진화사(進化史) 그 자체입니다. 야드버즈의 거친 패기에서 출발하여 크림의 폭발적인 사이키델릭 즉흥 연주, 그리고 데릭 앤 더 도미노스의 절절한 영혼의 절규에 이르기까지, 그의 손끝에서 피어난 프레이즈는 깊은 서정성과 비장미를 선사합니다. 시대의 격랑 속에서도 변치 않는 음악적 순수성을 증명한 이 걸작은 클래식의 기품과 록의 뜨거운 숨결이 공존하는 불멸의 유산입니다.</w:t>
       </w:r>
     </w:p>
     <w:p>
       <w:pPr>
-        <w:spacing w:line="312" w:lineRule="auto" w:after="120"/>
+        <w:spacing w:line="324" w:lineRule="auto" w:before="200" w:after="80"/>
       </w:pPr>
+      <w:r>
+        <w:rPr w:rFonts="맑은 고딕">
+          <w:rFonts w:ascii="맑은 고딕" w:hAnsi="맑은 고딕" w:eastAsia="맑은 고딕"/>
+          <w:b/>
+          <w:color w:val="1E3A8A"/>
+          <w:sz w:val="24"/>
+        </w:rPr>
+        <w:t>1. 음반 데이터</w:t>
+      </w:r>
+    </w:p>
+    <w:p>
+      <w:pPr>
+        <w:spacing w:line="324" w:lineRule="auto" w:after="80"/>
+      </w:pPr>
+      <w:r>
+        <w:rPr w:rFonts="맑은 고딕">
+          <w:rFonts w:ascii="맑은 고딕" w:hAnsi="맑은 고딕" w:eastAsia="맑은 고딕"/>
+          <w:b w:val="0"/>
+          <w:color w:val="6B7280"/>
+          <w:sz w:val="21"/>
+        </w:rPr>
+        <w:t xml:space="preserve">· </w:t>
+      </w:r>
+      <w:r>
+        <w:rPr w:rFonts="맑은 고딕">
+          <w:rFonts w:ascii="맑은 고딕" w:hAnsi="맑은 고딕" w:eastAsia="맑은 고딕"/>
+          <w:b/>
+          <w:color w:val="1F2937"/>
+          <w:sz w:val="21"/>
+        </w:rPr>
+        <w:t xml:space="preserve">앨범명: </w:t>
+      </w:r>
       <w:r>
         <w:rPr w:rFonts="맑은 고딕">
           <w:rFonts w:ascii="맑은 고딕" w:hAnsi="맑은 고딕" w:eastAsia="맑은 고딕"/>
           <w:b w:val="0"/>
           <w:sz w:val="21"/>
         </w:rPr>
-        <w:t>이 음반은 정통 델타 블루스에 기반을 둔 젊은 에릭 클랩튼의 날카롭고 정교한 핑거링부터, 크림 시절을 대표하는 사이키델릭하고 육중한 하드 록 리프, 그리고 솔로 아티스트로서 선보인 감성적인 연주까지 그의 다채로운 음색 스펙트럼을 포괄합니다. 특히 크림의 〈Crossroads〉 라이브에서 보여주는 폭발적인 즉흥 연주는 블루스 록 기타 연주의 최고봉을 증명하며, 그의 전매특허인 '우먼 톤(Woman Tone)'의 정수를 느낄 수 있습니다. 더불어 세월이 흐름에 따라 묵직하고 솔풀하게 깊어지는 그의 보컬 스타일의 변화를 추적하는 것 또한 커다란 음악적 즐거움입니다.</w:t>
+        <w:t>History of Eric Clapton (2장)</w:t>
       </w:r>
     </w:p>
     <w:p>
       <w:pPr>
-        <w:spacing w:line="312" w:lineRule="auto" w:after="120"/>
+        <w:spacing w:line="324" w:lineRule="auto" w:after="80"/>
       </w:pPr>
+      <w:r>
+        <w:rPr w:rFonts="맑은 고딕">
+          <w:rFonts w:ascii="맑은 고딕" w:hAnsi="맑은 고딕" w:eastAsia="맑은 고딕"/>
+          <w:b w:val="0"/>
+          <w:color w:val="6B7280"/>
+          <w:sz w:val="21"/>
+        </w:rPr>
+        <w:t xml:space="preserve">· </w:t>
+      </w:r>
+      <w:r>
+        <w:rPr w:rFonts="맑은 고딕">
+          <w:rFonts w:ascii="맑은 고딕" w:hAnsi="맑은 고딕" w:eastAsia="맑은 고딕"/>
+          <w:b/>
+          <w:color w:val="1F2937"/>
+          <w:sz w:val="21"/>
+        </w:rPr>
+        <w:t xml:space="preserve">아티스트: </w:t>
+      </w:r>
       <w:r>
         <w:rPr w:rFonts="맑은 고딕">
           <w:rFonts w:ascii="맑은 고딕" w:hAnsi="맑은 고딕" w:eastAsia="맑은 고딕"/>
           <w:b w:val="0"/>
           <w:sz w:val="21"/>
         </w:rPr>
-        <w:t>감상의 하이라이트는 단연 에릭 클랩튼의 음악적 절정이 담긴 대표 곡들의 유기적인 연결입니다. 블루스브레이커스 시절의 치밀한 멜로디가 돋보이는 〈Hideaway〉를 지나, 블라인드 페이스의 경건하고도 웅장한 〈Presence of the Lord〉, 그리고 불꽃같은 열정과 애절한 슬픔이 서린 데렉 앤 더 도미노스의 걸작 〈Layla〉로 이어지는 흐름은 압도적인 몰입감을 선사합니다. 2장으로 구성된 아날로그 LP 특유의 따뜻하고 풍부한 사운드 질감은 클랩튼의 펜더 스트라토캐스터와 깁슨 레스폴이 내뿜는 진공관 앰프의 온기를 생생하게 전달합니다.</w:t>
+        <w:t>Eric Clapton (에릭 클랩튼)</w:t>
       </w:r>
     </w:p>
     <w:p>
       <w:pPr>
-        <w:spacing w:line="312" w:lineRule="auto" w:after="120"/>
+        <w:spacing w:line="324" w:lineRule="auto" w:after="80"/>
       </w:pPr>
+      <w:r>
+        <w:rPr w:rFonts="맑은 고딕">
+          <w:rFonts w:ascii="맑은 고딕" w:hAnsi="맑은 고딕" w:eastAsia="맑은 고딕"/>
+          <w:b w:val="0"/>
+          <w:color w:val="6B7280"/>
+          <w:sz w:val="21"/>
+        </w:rPr>
+        <w:t xml:space="preserve">· </w:t>
+      </w:r>
+      <w:r>
+        <w:rPr w:rFonts="맑은 고딕">
+          <w:rFonts w:ascii="맑은 고딕" w:hAnsi="맑은 고딕" w:eastAsia="맑은 고딕"/>
+          <w:b/>
+          <w:color w:val="1F2937"/>
+          <w:sz w:val="21"/>
+        </w:rPr>
+        <w:t xml:space="preserve">발매 정보: </w:t>
+      </w:r>
       <w:r>
         <w:rPr w:rFonts="맑은 고딕">
           <w:rFonts w:ascii="맑은 고딕" w:hAnsi="맑은 고딕" w:eastAsia="맑은 고딕"/>
           <w:b w:val="0"/>
           <w:sz w:val="21"/>
         </w:rPr>
-        <w:t>결론적으로 《History of Eric Clapton》은 단순한 히트곡 모음집을 넘어, 모던 록 기타의 역사 그 자체를 집대성한 기념비적인 음반입니다. 클랩튼이라는 거장이 걸어온 블루스에 대한 헌신과 예술적 모험, 그리고 그 결실을 한눈에 조망할 수 있는 이 음반은 클래식 록 애호가와 LP 수집가 모두에게 서가 한 구석을 반드시 채워야 할 필수 명반으로 꼽힙니다.</w:t>
+        <w:t>1972년 앳코(Atco) 및 폴리도르(Polydor) 레코드를 통해 발매된 기념비적인 더블 LP 컴필레이션으로, 1964년부터 1970년대 초까지 클랩튼이 거쳐 간 전설적인 밴드들의 명연과 미발표 트랙을 집대성하여 음악사적 기록을 정중하게 봉헌한 앨범입니다.</w:t>
+      </w:r>
+    </w:p>
+    <w:p>
+      <w:pPr>
+        <w:spacing w:line="324" w:lineRule="auto" w:after="80"/>
+      </w:pPr>
+      <w:r>
+        <w:rPr w:rFonts="맑은 고딕">
+          <w:rFonts w:ascii="맑은 고딕" w:hAnsi="맑은 고딕" w:eastAsia="맑은 고딕"/>
+          <w:b w:val="0"/>
+          <w:color w:val="6B7280"/>
+          <w:sz w:val="21"/>
+        </w:rPr>
+        <w:t xml:space="preserve">· </w:t>
+      </w:r>
+      <w:r>
+        <w:rPr w:rFonts="맑은 고딕">
+          <w:rFonts w:ascii="맑은 고딕" w:hAnsi="맑은 고딕" w:eastAsia="맑은 고딕"/>
+          <w:b/>
+          <w:color w:val="1F2937"/>
+          <w:sz w:val="21"/>
+        </w:rPr>
+        <w:t xml:space="preserve">LP 인기도(판매량): </w:t>
+      </w:r>
+      <w:r>
+        <w:rPr w:rFonts="맑은 고딕">
+          <w:rFonts w:ascii="맑은 고딕" w:hAnsi="맑은 고딕" w:eastAsia="맑은 고딕"/>
+          <w:b w:val="0"/>
+          <w:sz w:val="21"/>
+        </w:rPr>
+        <w:t>발매 직후 미국 빌보드 200 차트 6위까지 오르며 대중과 평단의 열광적인 지지를 얻었고, 전미음반산업협회(RIAA) 골드 인증을 획득하며 더블 앨범이라는 방대한 구성에도 불구하고 압도적인 판매고를 기록했습니다.</w:t>
+      </w:r>
+    </w:p>
+    <w:p>
+      <w:pPr>
+        <w:spacing w:line="324" w:lineRule="auto" w:after="80"/>
+      </w:pPr>
+      <w:r>
+        <w:rPr w:rFonts="맑은 고딕">
+          <w:rFonts w:ascii="맑은 고딕" w:hAnsi="맑은 고딕" w:eastAsia="맑은 고딕"/>
+          <w:b w:val="0"/>
+          <w:color w:val="6B7280"/>
+          <w:sz w:val="21"/>
+        </w:rPr>
+        <w:t xml:space="preserve">· </w:t>
+      </w:r>
+      <w:r>
+        <w:rPr w:rFonts="맑은 고딕">
+          <w:rFonts w:ascii="맑은 고딕" w:hAnsi="맑은 고딕" w:eastAsia="맑은 고딕"/>
+          <w:b/>
+          <w:color w:val="1F2937"/>
+          <w:sz w:val="21"/>
+        </w:rPr>
+        <w:t xml:space="preserve">각종 수상경력: </w:t>
+      </w:r>
+      <w:r>
+        <w:rPr w:rFonts="맑은 고딕">
+          <w:rFonts w:ascii="맑은 고딕" w:hAnsi="맑은 고딕" w:eastAsia="맑은 고딕"/>
+          <w:b w:val="0"/>
+          <w:sz w:val="21"/>
+        </w:rPr>
+        <w:t>로큰롤 명예의 전당에 세 차례(야드버즈, 크림, 솔로) 헌액된 에릭 클랩튼의 황금기를 아우르는 명반으로, 세계 유수의 음악 전문지들로부터 록 역사상 가장 완벽하게 조명된 회고록 중 하나로 지속적인 격찬을 받고 있습니다.</w:t>
+      </w:r>
+    </w:p>
+    <w:p>
+      <w:pPr>
+        <w:spacing w:line="324" w:lineRule="auto" w:before="200" w:after="80"/>
+      </w:pPr>
+      <w:r>
+        <w:rPr w:rFonts="맑은 고딕">
+          <w:rFonts w:ascii="맑은 고딕" w:hAnsi="맑은 고딕" w:eastAsia="맑은 고딕"/>
+          <w:b/>
+          <w:color w:val="1E3A8A"/>
+          <w:sz w:val="24"/>
+        </w:rPr>
+        <w:t>2. 아티스트 정보</w:t>
+      </w:r>
+    </w:p>
+    <w:p>
+      <w:pPr>
+        <w:spacing w:line="324" w:lineRule="auto" w:after="80"/>
+      </w:pPr>
+      <w:r>
+        <w:rPr w:rFonts="맑은 고딕">
+          <w:rFonts w:ascii="맑은 고딕" w:hAnsi="맑은 고딕" w:eastAsia="맑은 고딕"/>
+          <w:b w:val="0"/>
+          <w:color w:val="6B7280"/>
+          <w:sz w:val="21"/>
+        </w:rPr>
+        <w:t xml:space="preserve">· </w:t>
+      </w:r>
+      <w:r>
+        <w:rPr w:rFonts="맑은 고딕">
+          <w:rFonts w:ascii="맑은 고딕" w:hAnsi="맑은 고딕" w:eastAsia="맑은 고딕"/>
+          <w:b/>
+          <w:color w:val="1F2937"/>
+          <w:sz w:val="21"/>
+        </w:rPr>
+        <w:t xml:space="preserve">국적: </w:t>
+      </w:r>
+      <w:r>
+        <w:rPr w:rFonts="맑은 고딕">
+          <w:rFonts w:ascii="맑은 고딕" w:hAnsi="맑은 고딕" w:eastAsia="맑은 고딕"/>
+          <w:b w:val="0"/>
+          <w:sz w:val="21"/>
+        </w:rPr>
+        <w:t>영국 (United Kingdom)</w:t>
+      </w:r>
+    </w:p>
+    <w:p>
+      <w:pPr>
+        <w:spacing w:line="324" w:lineRule="auto" w:after="80"/>
+      </w:pPr>
+      <w:r>
+        <w:rPr w:rFonts="맑은 고딕">
+          <w:rFonts w:ascii="맑은 고딕" w:hAnsi="맑은 고딕" w:eastAsia="맑은 고딕"/>
+          <w:b w:val="0"/>
+          <w:color w:val="6B7280"/>
+          <w:sz w:val="21"/>
+        </w:rPr>
+        <w:t xml:space="preserve">· </w:t>
+      </w:r>
+      <w:r>
+        <w:rPr w:rFonts="맑은 고딕">
+          <w:rFonts w:ascii="맑은 고딕" w:hAnsi="맑은 고딕" w:eastAsia="맑은 고딕"/>
+          <w:b/>
+          <w:color w:val="1F2937"/>
+          <w:sz w:val="21"/>
+        </w:rPr>
+        <w:t xml:space="preserve">생몰년도: </w:t>
+      </w:r>
+      <w:r>
+        <w:rPr w:rFonts="맑은 고딕">
+          <w:rFonts w:ascii="맑은 고딕" w:hAnsi="맑은 고딕" w:eastAsia="맑은 고딕"/>
+          <w:b w:val="0"/>
+          <w:sz w:val="21"/>
+        </w:rPr>
+        <w:t>1945년 3월 30일 ~ 현재</w:t>
+      </w:r>
+    </w:p>
+    <w:p>
+      <w:pPr>
+        <w:spacing w:line="324" w:lineRule="auto" w:after="80"/>
+      </w:pPr>
+      <w:r>
+        <w:rPr w:rFonts="맑은 고딕">
+          <w:rFonts w:ascii="맑은 고딕" w:hAnsi="맑은 고딕" w:eastAsia="맑은 고딕"/>
+          <w:b w:val="0"/>
+          <w:color w:val="6B7280"/>
+          <w:sz w:val="21"/>
+        </w:rPr>
+        <w:t xml:space="preserve">· </w:t>
+      </w:r>
+      <w:r>
+        <w:rPr w:rFonts="맑은 고딕">
+          <w:rFonts w:ascii="맑은 고딕" w:hAnsi="맑은 고딕" w:eastAsia="맑은 고딕"/>
+          <w:b/>
+          <w:color w:val="1F2937"/>
+          <w:sz w:val="21"/>
+        </w:rPr>
+        <w:t xml:space="preserve">그룹 소속: </w:t>
+      </w:r>
+      <w:r>
+        <w:rPr w:rFonts="맑은 고딕">
+          <w:rFonts w:ascii="맑은 고딕" w:hAnsi="맑은 고딕" w:eastAsia="맑은 고딕"/>
+          <w:b w:val="0"/>
+          <w:sz w:val="21"/>
+        </w:rPr>
+        <w:t>솔로 (The Yardbirds, John Mayall &amp; the Bluesbreakers, Cream, Blind Faith, Derek and the Dominos 출신)</w:t>
+      </w:r>
+    </w:p>
+    <w:p>
+      <w:pPr>
+        <w:spacing w:line="324" w:lineRule="auto" w:after="80"/>
+      </w:pPr>
+      <w:r>
+        <w:rPr w:rFonts="맑은 고딕">
+          <w:rFonts w:ascii="맑은 고딕" w:hAnsi="맑은 고딕" w:eastAsia="맑은 고딕"/>
+          <w:b w:val="0"/>
+          <w:color w:val="6B7280"/>
+          <w:sz w:val="21"/>
+        </w:rPr>
+        <w:t xml:space="preserve">· </w:t>
+      </w:r>
+      <w:r>
+        <w:rPr w:rFonts="맑은 고딕">
+          <w:rFonts w:ascii="맑은 고딕" w:hAnsi="맑은 고딕" w:eastAsia="맑은 고딕"/>
+          <w:b/>
+          <w:color w:val="1F2937"/>
+          <w:sz w:val="21"/>
+        </w:rPr>
+        <w:t xml:space="preserve">아티스트 소개: </w:t>
+      </w:r>
+      <w:r>
+        <w:rPr w:rFonts="맑은 고딕">
+          <w:rFonts w:ascii="맑은 고딕" w:hAnsi="맑은 고딕" w:eastAsia="맑은 고딕"/>
+          <w:b w:val="0"/>
+          <w:sz w:val="21"/>
+        </w:rPr>
+        <w:t>런던 뒷골목에 "Clapton is God"이라는 전설적인 문구를 아로새기며 현대 일렉트릭 기타의 미학을 완성한 거장 에릭 클랩튼은, 흑인 정통 블루스를 영국의 서정적 감수성과 결합해 대중음악의 품격을 드높였습니다. 정교하면서도 감정을 쥐어짜는 듯한 그의 독보적인 '슬로우핸드' 연주는 수십 년의 세월 동안 클래식과 팝 애호가 모두의 심금을 울리는 영원한 울림으로 남아 있습니다.</w:t>
+      </w:r>
+    </w:p>
+    <w:p>
+      <w:pPr>
+        <w:spacing w:line="324" w:lineRule="auto" w:before="200" w:after="80"/>
+      </w:pPr>
+      <w:r>
+        <w:rPr w:rFonts="맑은 고딕">
+          <w:rFonts w:ascii="맑은 고딕" w:hAnsi="맑은 고딕" w:eastAsia="맑은 고딕"/>
+          <w:b/>
+          <w:color w:val="1E3A8A"/>
+          <w:sz w:val="24"/>
+        </w:rPr>
+        <w:t>3. 음반 상세 분석</w:t>
+      </w:r>
+    </w:p>
+    <w:p>
+      <w:pPr>
+        <w:spacing w:line="324" w:lineRule="auto" w:after="80"/>
+      </w:pPr>
+      <w:r>
+        <w:rPr w:rFonts="맑은 고딕">
+          <w:rFonts w:ascii="맑은 고딕" w:hAnsi="맑은 고딕" w:eastAsia="맑은 고딕"/>
+          <w:b w:val="0"/>
+          <w:color w:val="6B7280"/>
+          <w:sz w:val="21"/>
+        </w:rPr>
+        <w:t xml:space="preserve">· </w:t>
+      </w:r>
+      <w:r>
+        <w:rPr w:rFonts="맑은 고딕">
+          <w:rFonts w:ascii="맑은 고딕" w:hAnsi="맑은 고딕" w:eastAsia="맑은 고딕"/>
+          <w:b/>
+          <w:color w:val="1F2937"/>
+          <w:sz w:val="21"/>
+        </w:rPr>
+        <w:t xml:space="preserve">역사적 위치: </w:t>
+      </w:r>
+      <w:r>
+        <w:rPr w:rFonts="맑은 고딕">
+          <w:rFonts w:ascii="맑은 고딕" w:hAnsi="맑은 고딕" w:eastAsia="맑은 고딕"/>
+          <w:b w:val="0"/>
+          <w:sz w:val="21"/>
+        </w:rPr>
+        <w:t>대중음악의 폭발적 팽창기였던 1960년대 중후반의 정통 블루스 록 부흥 운동을 한눈에 조망할 수 있는 거대한 사료적 가치를 지닙니다. 각기 다른 밴드를 거치며 다채롭게 변주된 연주 기법과 깊어진 음악적 고뇌를 연대기순으로 배치하여, 단순한 히트곡 모음집을 초월해 하나의 거대한 서사시적 완결성을 구현했습니다.</w:t>
+      </w:r>
+    </w:p>
+    <w:p>
+      <w:pPr>
+        <w:spacing w:line="324" w:lineRule="auto" w:after="80"/>
+      </w:pPr>
+      <w:r>
+        <w:rPr w:rFonts="맑은 고딕">
+          <w:rFonts w:ascii="맑은 고딕" w:hAnsi="맑은 고딕" w:eastAsia="맑은 고딕"/>
+          <w:b w:val="0"/>
+          <w:color w:val="6B7280"/>
+          <w:sz w:val="21"/>
+        </w:rPr>
+        <w:t xml:space="preserve">· </w:t>
+      </w:r>
+      <w:r>
+        <w:rPr w:rFonts="맑은 고딕">
+          <w:rFonts w:ascii="맑은 고딕" w:hAnsi="맑은 고딕" w:eastAsia="맑은 고딕"/>
+          <w:b/>
+          <w:color w:val="1F2937"/>
+          <w:sz w:val="21"/>
+        </w:rPr>
+        <w:t xml:space="preserve">시대의 흔적(스토리텔링): </w:t>
+      </w:r>
+      <w:r>
+        <w:rPr w:rFonts="맑은 고딕">
+          <w:rFonts w:ascii="맑은 고딕" w:hAnsi="맑은 고딕" w:eastAsia="맑은 고딕"/>
+          <w:b w:val="0"/>
+          <w:sz w:val="21"/>
+        </w:rPr>
+        <w:t>반전 운동과 청년 문화의 열기가 들끓던 1960년대 말의 낭만과, 사랑과 상실이라는 개인적인 비극 속에서 고뇌하던 청춘의 자화상이 고스란히 투영되어 있습니다. 특히 운명적 사랑에 가슴 아파하던 클랩튼이 기타 현을 뜯으며 토해낸 고통과 슬픔은, 그 시대를 살아낸 젊은이들의 방황하는 영혼을 따스하게 어루만지는 숭고한 위로의 언어였습니다.</w:t>
+      </w:r>
+    </w:p>
+    <w:p>
+      <w:pPr>
+        <w:spacing w:line="324" w:lineRule="auto" w:before="200" w:after="80"/>
+      </w:pPr>
+      <w:r>
+        <w:rPr w:rFonts="맑은 고딕">
+          <w:rFonts w:ascii="맑은 고딕" w:hAnsi="맑은 고딕" w:eastAsia="맑은 고딕"/>
+          <w:b/>
+          <w:color w:val="1E3A8A"/>
+          <w:sz w:val="24"/>
+        </w:rPr>
+        <w:t>4. 주요 수록곡 및 감상 제언</w:t>
+      </w:r>
+    </w:p>
+    <w:p>
+      <w:pPr>
+        <w:spacing w:line="324" w:lineRule="auto" w:after="80"/>
+      </w:pPr>
+      <w:r>
+        <w:rPr w:rFonts="맑은 고딕">
+          <w:rFonts w:ascii="맑은 고딕" w:hAnsi="맑은 고딕" w:eastAsia="맑은 고딕"/>
+          <w:b w:val="0"/>
+          <w:color w:val="6B7280"/>
+          <w:sz w:val="21"/>
+        </w:rPr>
+        <w:t xml:space="preserve">· </w:t>
+      </w:r>
+      <w:r>
+        <w:rPr w:rFonts="맑은 고딕">
+          <w:rFonts w:ascii="맑은 고딕" w:hAnsi="맑은 고딕" w:eastAsia="맑은 고딕"/>
+          <w:b/>
+          <w:color w:val="1F2937"/>
+          <w:sz w:val="21"/>
+        </w:rPr>
+        <w:t xml:space="preserve">주요 수록곡 특징: </w:t>
+      </w:r>
+      <w:r>
+        <w:rPr w:rFonts="맑은 고딕">
+          <w:rFonts w:ascii="맑은 고딕" w:hAnsi="맑은 고딕" w:eastAsia="맑은 고딕"/>
+          <w:b w:val="0"/>
+          <w:sz w:val="21"/>
+        </w:rPr>
+        <w:t>크림 시절의 역동적인 리프가 압권인 'Sunshine of Your Love'와 신들린 즉흥 솔로가 빛나는 'Crossroads', 블라인드 페이스 특유의 목가적 서정이 흐르는 'Sea of Joy', 그리고 드웨인 올맨의 슬라이드 기타와 클랩튼의 절규가 어우러져 록 역사상 최고의 비가를 완성한 'Layla'까지, 비애와 열정을 오가는 블루스 미학의 정수를 담고 있습니다.</w:t>
+      </w:r>
+    </w:p>
+    <w:p>
+      <w:pPr>
+        <w:spacing w:line="324" w:lineRule="auto" w:after="80"/>
+      </w:pPr>
+      <w:r>
+        <w:rPr w:rFonts="맑은 고딕">
+          <w:rFonts w:ascii="맑은 고딕" w:hAnsi="맑은 고딕" w:eastAsia="맑은 고딕"/>
+          <w:b w:val="0"/>
+          <w:color w:val="6B7280"/>
+          <w:sz w:val="21"/>
+        </w:rPr>
+        <w:t xml:space="preserve">· </w:t>
+      </w:r>
+      <w:r>
+        <w:rPr w:rFonts="맑은 고딕">
+          <w:rFonts w:ascii="맑은 고딕" w:hAnsi="맑은 고딕" w:eastAsia="맑은 고딕"/>
+          <w:b/>
+          <w:color w:val="1F2937"/>
+          <w:sz w:val="21"/>
+        </w:rPr>
+        <w:t xml:space="preserve">빈티지 감상 제언: </w:t>
+      </w:r>
+      <w:r>
+        <w:rPr w:rFonts="맑은 고딕">
+          <w:rFonts w:ascii="맑은 고딕" w:hAnsi="맑은 고딕" w:eastAsia="맑은 고딕"/>
+          <w:b w:val="0"/>
+          <w:sz w:val="21"/>
+        </w:rPr>
+        <w:t>진공관 앰프의 온화한 배음과 턴테이블의 정교한 카트리지가 만났을 때, 펜더 스트라토캐스터와 깁슨 레스폴의 두텁고도 날 선 톤이 공기 중에 생생하게 피어납니다. 바이닐 특유의 깊은 잔향과 LP 소리골을 타는 미세한 질감에 집중하여 감상하시면 당시 런던과 뉴욕 스튜디오의 현장감 넘치는 울림을 고스란히 음미하실 수 있습니다.</w:t>
+      </w:r>
+    </w:p>
+    <w:p>
+      <w:pPr>
+        <w:spacing w:line="324" w:lineRule="auto" w:after="80"/>
+      </w:pPr>
+      <w:r>
+        <w:rPr w:rFonts="맑은 고딕">
+          <w:rFonts w:ascii="맑은 고딕" w:hAnsi="맑은 고딕" w:eastAsia="맑은 고딕"/>
+          <w:b w:val="0"/>
+          <w:color w:val="6B7280"/>
+          <w:sz w:val="21"/>
+        </w:rPr>
+        <w:t xml:space="preserve">· </w:t>
+      </w:r>
+      <w:r>
+        <w:rPr w:rFonts="맑은 고딕">
+          <w:rFonts w:ascii="맑은 고딕" w:hAnsi="맑은 고딕" w:eastAsia="맑은 고딕"/>
+          <w:b/>
+          <w:color w:val="1F2937"/>
+          <w:sz w:val="21"/>
+        </w:rPr>
+        <w:t xml:space="preserve">소장 가치: </w:t>
+      </w:r>
+      <w:r>
+        <w:rPr w:rFonts="맑은 고딕">
+          <w:rFonts w:ascii="맑은 고딕" w:hAnsi="맑은 고딕" w:eastAsia="맑은 고딕"/>
+          <w:b w:val="0"/>
+          <w:sz w:val="21"/>
+        </w:rPr>
+        <w:t>전성기 아날로그 마스터의 원초적 질감을 고스란히 담아낸 2장 구성의 중후한 게이트폴드 바이닐로서, 록 음악사에서 가장 빛나는 연주자의 청춘을 한 장의 예술품으로 소유할 수 있다는 점에서 클래식 및 팝 컬렉터에게 대체 불가능한 소장 가치를 지닙니다.</w:t>
+      </w:r>
+    </w:p>
+    <w:p>
+      <w:pPr>
+        <w:spacing w:line="324" w:lineRule="auto" w:after="120" w:before="160"/>
+      </w:pPr>
+      <w:r>
+        <w:rPr w:rFonts="맑은 고딕">
+          <w:rFonts w:ascii="맑은 고딕" w:hAnsi="맑은 고딕" w:eastAsia="맑은 고딕"/>
+          <w:b/>
+          <w:color w:val="4338CA"/>
+          <w:sz w:val="21"/>
+        </w:rPr>
+        <w:t>이 음반을 통해 아날로그 바늘 끝에서 피어나는 에릭 클랩튼의 비장하고도 찬연한 기타 선율이 전해주는 감동을 다시 한번 경험해 보시는 것은 어떨까요?</w:t>
       </w:r>
     </w:p>
     <w:sectPr>
       <w:pgSz w:w="12240" w:h="15840"/>
-      <w:pgMar w:top="1440" w:right="1440" w:bottom="1440" w:left="1440" w:header="720" w:footer="720" w:gutter="0"/>
+      <w:pgMar w:top="1152" w:right="1296" w:bottom="1152" w:left="1296" w:header="720" w:footer="720" w:gutter="0"/>
       <w:cols w:space="720"/>
       <w:docGrid w:linePitch="360"/>
     </w:sectPr>

--- a/word_reports/LP_0140_위치_172_Eric Clapton_History of E.docx
+++ b/word_reports/LP_0140_위치_172_Eric Clapton_History of E.docx
@@ -32,7 +32,7 @@
     </w:p>
     <w:p>
       <w:pPr>
-        <w:spacing w:line="324" w:lineRule="auto" w:before="80" w:after="160"/>
+        <w:spacing w:line="324" w:lineRule="auto" w:before="80" w:after="120"/>
       </w:pPr>
       <w:r>
         <w:rPr w:rFonts="맑은 고딕">
@@ -42,13 +42,6 @@
           <w:sz w:val="22"/>
         </w:rPr>
         <w:t xml:space="preserve">[음반 소개] </w:t>
-      </w:r>
-      <w:r>
-        <w:rPr w:rFonts="맑은 고딕">
-          <w:rFonts w:ascii="맑은 고딕" w:hAnsi="맑은 고딕" w:eastAsia="맑은 고딕"/>
-          <w:b w:val="0"/>
-          <w:sz w:val="21"/>
-        </w:rPr>
       </w:r>
     </w:p>
     <w:p>
@@ -61,7 +54,33 @@
           <w:b w:val="0"/>
           <w:sz w:val="21"/>
         </w:rPr>
-        <w:t>한 시대를 풍미한 '기타의 신' 에릭 클랩튼의 찬란했던 전성기 궤적을 2장의 바이닐에 오롯이 담아낸 이 앨범은 단순한 선곡집을 넘어 블루스 록의 진화사(進化史) 그 자체입니다. 야드버즈의 거친 패기에서 출발하여 크림의 폭발적인 사이키델릭 즉흥 연주, 그리고 데릭 앤 더 도미노스의 절절한 영혼의 절규에 이르기까지, 그의 손끝에서 피어난 프레이즈는 깊은 서정성과 비장미를 선사합니다. 시대의 격랑 속에서도 변치 않는 음악적 순수성을 증명한 이 걸작은 클래식의 기품과 록의 뜨거운 숨결이 공존하는 불멸의 유산입니다.</w:t>
+        <w:t>1970년대 초반, 에릭 클랩튼이 깊은 내면의 침묵과 은둔의 터널을 지나고 있을 때 발매된 본 더블 앨범은 한 청년 거장이 대중음악사에 아로새긴 불멸의 궤적을 웅장하게 집대성한 역사적 기록입니다. 런던 지하철 벽면에 새겨졌던 "Clapton is God(클랩튼은 신이다)"이라는 전설적 낙서의 실체를 바이닐 두 장에 오롯이 담아낸 이 선집은, 단순한 상업적 히트곡 모음집을 넘어 1960년대 브리티시 블루스 록의 거대한 물줄기가 어떻게 태동하고 진화했는지를 증언하는 가장 장엄한 서사시입니다.</w:t>
+      </w:r>
+    </w:p>
+    <w:p>
+      <w:pPr>
+        <w:spacing w:line="324" w:lineRule="auto" w:after="120"/>
+      </w:pPr>
+      <w:r>
+        <w:rPr w:rFonts="맑은 고딕">
+          <w:rFonts w:ascii="맑은 고딕" w:hAnsi="맑은 고딕" w:eastAsia="맑은 고딕"/>
+          <w:b w:val="0"/>
+          <w:sz w:val="21"/>
+        </w:rPr>
+        <w:t>야드버즈(The Yardbirds) 시절의 거칠고 원초적인 에너지로부터 존 메이올의 블루스브레이커스(John Mayall &amp; the Bluesbreakers)에서 증명한 정교하고 서슬 퍼런 솔로 플레이, 그리고 록 음악사상 가장 위대한 파워 트리오 크림(Cream)과 슈퍼그룹 블라인드 페이스(Blind Faith)를 거치며 완성된 사이키델릭과 하드 록의 정점, 나아가 데릭 앤 더 도미노스(Derek and the Dominos)에서 뿜어낸 처절한 사랑의 비가에 이르기까지, 클랩튼의 핑거보드는 늘 시대의 고뇌와 청춘의 번민을 고스란히 투영해 왔습니다.</w:t>
+      </w:r>
+    </w:p>
+    <w:p>
+      <w:pPr>
+        <w:spacing w:line="324" w:lineRule="auto" w:after="120"/>
+      </w:pPr>
+      <w:r>
+        <w:rPr w:rFonts="맑은 고딕">
+          <w:rFonts w:ascii="맑은 고딕" w:hAnsi="맑은 고딕" w:eastAsia="맑은 고딕"/>
+          <w:b w:val="0"/>
+          <w:sz w:val="21"/>
+        </w:rPr>
+        <w:t>클랩튼이 일관되게 추구했던 예술적 철학은 미국 흑인 정통 블루스의 비옥한 뿌리를 백인의 감성으로 가장 진솔하게 치환하고, 그 속에서 인간 본연의 슬픔과 구원의 갈망을 노래하는 데 있었습니다. 세월이 흐르고 디지털의 차가운 파편이 음악을 지배하는 오늘날에도, 이 음반에 새겨진 그의 독보적인 비브라토와 서정적인 벤딩은 여전히 깊고 묵직한 울림으로 다가옵니다. 격동의 시대를 관통하며 자신의 영혼을 기타 줄에 바쳤던 한 예술가의 찬란한 청춘의 자화상을 마주하는 감동은 시간의 풍화를 견뎌내며 변함없이 빛나고 있습니다.</w:t>
       </w:r>
     </w:p>
     <w:p>
@@ -168,7 +187,7 @@
           <w:b w:val="0"/>
           <w:sz w:val="21"/>
         </w:rPr>
-        <w:t>1972년 앳코(Atco) 및 폴리도르(Polydor) 레코드를 통해 발매된 기념비적인 더블 LP 컴필레이션으로, 1964년부터 1970년대 초까지 클랩튼이 거쳐 간 전설적인 밴드들의 명연과 미발표 트랙을 집대성하여 음악사적 기록을 정중하게 봉헌한 앨범입니다.</w:t>
+        <w:t>1972년 3월(미국 앳코 레코드) 및 4월(영국 폴리도르) 발매. 에릭 클랩튼이 극심한 심적 방황과 은둔 생활을 이어가던 과도기에, 그가 몸담았던 전설적인 밴드들의 음원 권리를 통합하여 그의 전성기 초기 발자취를 2장의 바이닐에 집대성한 최초의 공식 대형 회고록 성격의 앨범.</w:t>
       </w:r>
     </w:p>
     <w:p>
@@ -199,7 +218,7 @@
           <w:b w:val="0"/>
           <w:sz w:val="21"/>
         </w:rPr>
-        <w:t>발매 직후 미국 빌보드 200 차트 6위까지 오르며 대중과 평단의 열광적인 지지를 얻었고, 전미음반산업협회(RIAA) 골드 인증을 획득하며 더블 앨범이라는 방대한 구성에도 불구하고 압도적인 판매고를 기록했습니다.</w:t>
+        <w:t>신곡 위주의 정규반이 아님에도 불구하고 미국 빌보드 200 차트 6위에 오르고 영국 오피셜 차트 20위를 기록하는 상업적 대성공을 거둠. 미국 음반산업협회(RIAA)로부터 골드(Gold) 디스크 인증을 획득하며 전 세계 수많은 음악 팬들에게 클랩튼의 음악적 뿌리를 알린 기념비적 베스트셀러.</w:t>
       </w:r>
     </w:p>
     <w:p>
@@ -230,7 +249,7 @@
           <w:b w:val="0"/>
           <w:sz w:val="21"/>
         </w:rPr>
-        <w:t>로큰롤 명예의 전당에 세 차례(야드버즈, 크림, 솔로) 헌액된 에릭 클랩튼의 황금기를 아우르는 명반으로, 세계 유수의 음악 전문지들로부터 록 역사상 가장 완벽하게 조명된 회고록 중 하나로 지속적인 격찬을 받고 있습니다.</w:t>
+        <w:t>로큰롤 명예의 전당 최초 3회 헌액(야드버즈, 크림, 솔로)이라는 전무후무한 금자탑의 근간이 된 음반으로, 롤링 스톤(Rolling Stone) 및 올뮤직(AllMusic) 등 유수의 음악 비평지로부터 "록 역사상 가장 완벽하게 기획된 초기 앤솔러지 앨범"이라는 극찬을 받음.</w:t>
       </w:r>
     </w:p>
     <w:p>
@@ -337,7 +356,7 @@
           <w:b w:val="0"/>
           <w:sz w:val="21"/>
         </w:rPr>
-        <w:t>솔로 (The Yardbirds, John Mayall &amp; the Bluesbreakers, Cream, Blind Faith, Derek and the Dominos 출신)</w:t>
+        <w:t>솔로 (전 The Yardbirds, John Mayall &amp; the Bluesbreakers, Cream, Blind Faith, Derek and the Dominos 리더 및 기타리스트)</w:t>
       </w:r>
     </w:p>
     <w:p>
@@ -368,7 +387,7 @@
           <w:b w:val="0"/>
           <w:sz w:val="21"/>
         </w:rPr>
-        <w:t>런던 뒷골목에 "Clapton is God"이라는 전설적인 문구를 아로새기며 현대 일렉트릭 기타의 미학을 완성한 거장 에릭 클랩튼은, 흑인 정통 블루스를 영국의 서정적 감수성과 결합해 대중음악의 품격을 드높였습니다. 정교하면서도 감정을 쥐어짜는 듯한 그의 독보적인 '슬로우핸드' 연주는 수십 년의 세월 동안 클래식과 팝 애호가 모두의 심금을 울리는 영원한 울림으로 남아 있습니다.</w:t>
+        <w:t>‘슬로우핸드(Slowhand)’라는 별칭으로 친숙한 에릭 클랩튼은 전기 기타라는 악기의 표현 영역을 감성과 기교 양면에서 극한까지 끌어올린 불세출의 거장입니다. 지미 헨드릭스, 제프 벡과 함께 록 음악의 패러다임을 바꾼 3대 기타리스트로 꼽히며, 반세기가 넘는 세월 동안 블루스를 현대 대중음악의 가장 우아한 예술로 승화시킨 전설입니다.</w:t>
       </w:r>
     </w:p>
     <w:p>
@@ -413,7 +432,7 @@
           <w:b w:val="0"/>
           <w:sz w:val="21"/>
         </w:rPr>
-        <w:t>대중음악의 폭발적 팽창기였던 1960년대 중후반의 정통 블루스 록 부흥 운동을 한눈에 조망할 수 있는 거대한 사료적 가치를 지닙니다. 각기 다른 밴드를 거치며 다채롭게 변주된 연주 기법과 깊어진 음악적 고뇌를 연대기순으로 배치하여, 단순한 히트곡 모음집을 초월해 하나의 거대한 서사시적 완결성을 구현했습니다.</w:t>
+        <w:t>본 앨범은 1960년대 중반 영국의 언더그라운드 클럽에서 폭발한 브리티시 블루스 붐이 어떻게 1970년대 아레나 록의 거대한 신화로 성장했는지를 보여주는 역사적 나침반입니다. 깁슨 레스폴과 마샬 앰프의 조합으로 탄생한 전설적인 '우먼 톤(Woman Tone)'의 탄생부터 펜더 스트라토캐스터의 섬세하고 투명한 질감으로 진화해 가는 과정을 파노라마처럼 조망할 수 있어, 일렉트릭 기타 사운드 메이킹의 교과서로 평가받습니다.</w:t>
       </w:r>
     </w:p>
     <w:p>
@@ -444,7 +463,7 @@
           <w:b w:val="0"/>
           <w:sz w:val="21"/>
         </w:rPr>
-        <w:t>반전 운동과 청년 문화의 열기가 들끓던 1960년대 말의 낭만과, 사랑과 상실이라는 개인적인 비극 속에서 고뇌하던 청춘의 자화상이 고스란히 투영되어 있습니다. 특히 운명적 사랑에 가슴 아파하던 클랩튼이 기타 현을 뜯으며 토해낸 고통과 슬픔은, 그 시대를 살아낸 젊은이들의 방황하는 영혼을 따스하게 어루만지는 숭고한 위로의 언어였습니다.</w:t>
+        <w:t>반전 운동과 청년 문화의 해방감, 그리고 그 이면에 도사린 환멸과 고독이 교차하던 1960~70년대의 혼돈 속에서, 에릭 클랩튼의 연주는 방황하던 청춘들에게 내면의 상처를 치유하는 영혼의 찬가였습니다. 특히 조지 해리슨의 아내였던 패티 보이드에 대한 비극적이고도 열정적인 짝사랑, 동료들과의 음악적 갈등 속에서 빚어낸 처절한 선율은 그 시대 청춘들이 공유했던 지독한 낭만과 아픔의 정서를 고스란히 품고 있습니다.</w:t>
       </w:r>
     </w:p>
     <w:p>
@@ -489,7 +508,7 @@
           <w:b w:val="0"/>
           <w:sz w:val="21"/>
         </w:rPr>
-        <w:t>크림 시절의 역동적인 리프가 압권인 'Sunshine of Your Love'와 신들린 즉흥 솔로가 빛나는 'Crossroads', 블라인드 페이스 특유의 목가적 서정이 흐르는 'Sea of Joy', 그리고 드웨인 올맨의 슬라이드 기타와 클랩튼의 절규가 어우러져 록 역사상 최고의 비가를 완성한 'Layla'까지, 비애와 열정을 오가는 블루스 미학의 정수를 담고 있습니다.</w:t>
+        <w:t>크림 시절의 역동적인 리프와 사이키델릭 록의 정점을 보여주는 'Sunshine of Your Love'와 'Badge', 로버트 존슨의 델타 블루스를 현대 하드 록으로 재창조한 불멸의 명연 'Crossroads', 블라인드 페이스의 서정미가 극대화된 'Sea of Joy', 그리고 록 역사상 가장 비장하고 아름다운 기타 듀엣을 들려주는 데릭 앤 더 도미노스의 'Layla'에 이르기까지, 각 트랙은 클랩튼의 불꽃같은 핑거링과 짙은 애수의 서정성을 생생하게 들려줍니다.</w:t>
       </w:r>
     </w:p>
     <w:p>
@@ -520,7 +539,7 @@
           <w:b w:val="0"/>
           <w:sz w:val="21"/>
         </w:rPr>
-        <w:t>진공관 앰프의 온화한 배음과 턴테이블의 정교한 카트리지가 만났을 때, 펜더 스트라토캐스터와 깁슨 레스폴의 두텁고도 날 선 톤이 공기 중에 생생하게 피어납니다. 바이닐 특유의 깊은 잔향과 LP 소리골을 타는 미세한 질감에 집중하여 감상하시면 당시 런던과 뉴욕 스튜디오의 현장감 넘치는 울림을 고스란히 음미하실 수 있습니다.</w:t>
+        <w:t>진공관 앰프의 은은한 온기 속에서 턴테이블의 카트리지를 내릴 때, 디지털 음원에서는 결코 체감할 수 없는 두툼한 베이스 라인과 에릭 클랩튼 특유의 앰프 피드백, 피킹의 섬세한 뉘앙스가 아날로그 질감으로 살아 숨 쉽니다. 스피커를 통해 공간을 메우는 마샬 진공관 앰프의 원초적인 드라이브 사운드는 LP 특유의 풍성한 다이내믹 레인지와 어우러져 깊은 현장감과 따뜻한 감동을 선사합니다.</w:t>
       </w:r>
     </w:p>
     <w:p>
@@ -551,7 +570,7 @@
           <w:b w:val="0"/>
           <w:sz w:val="21"/>
         </w:rPr>
-        <w:t>전성기 아날로그 마스터의 원초적 질감을 고스란히 담아낸 2장 구성의 중후한 게이트폴드 바이닐로서, 록 음악사에서 가장 빛나는 연주자의 청춘을 한 장의 예술품으로 소유할 수 있다는 점에서 클래식 및 팝 컬렉터에게 대체 불가능한 소장 가치를 지닙니다.</w:t>
+        <w:t>각기 다른 여러 밴드와 레이블에 흩어져 있던 클랩튼의 황금기 음원들을 온전한 2장의 오리지널 게이트폴드 바이닐로 한 번에 소장할 수 있다는 점에서 대체 불가능한 아카이브적 가치를 지닙니다. 음악사적으로 가장 찬란했던 한 시대를 지배한 한 거장의 정수를 아날로그 실물 음반으로 품는다는 것은 정통 LP 컬렉터에게 더없는 영예이자 기쁨이 될 것입니다.</w:t>
       </w:r>
     </w:p>
     <w:p>
@@ -565,7 +584,7 @@
           <w:color w:val="4338CA"/>
           <w:sz w:val="21"/>
         </w:rPr>
-        <w:t>이 음반을 통해 아날로그 바늘 끝에서 피어나는 에릭 클랩튼의 비장하고도 찬연한 기타 선율이 전해주는 감동을 다시 한번 경험해 보시는 것은 어떨까요?</w:t>
+        <w:t>이 음반을 통해 아날로그 바늘 끝에서 피어나는 거장의 뜨거운 영혼과 불멸의 블루스 기타가 전해주는 감동을 다시 한번 경험해 보시는 것은 어떨까요?</w:t>
       </w:r>
     </w:p>
     <w:sectPr>
